--- a/docs/entregables/13_estandares.docx
+++ b/docs/entregables/13_estandares.docx
@@ -1522,7 +1522,7 @@
         </w:r>
         <w:r>
           <w:rPr/>
-          <w:t xml:space="preserve">8</w:t>
+          <w:t xml:space="preserve">9</w:t>
         </w:r>
       </w:hyperlink>
     </w:p>
@@ -1719,7 +1719,7 @@
         </w:r>
         <w:r>
           <w:rPr/>
-          <w:t xml:space="preserve">8</w:t>
+          <w:t xml:space="preserve">9</w:t>
         </w:r>
       </w:hyperlink>
       <w:r>
@@ -6228,6 +6228,19 @@
               <w:rPr>
                 <w:sz w:val="19"/>
               </w:rPr>
+              <w:t xml:space="preserve"> </w:t>
+            </w:r>
+            <w:r>
+              <w:rPr>
+                <w:rFonts w:ascii="Segoe UI Emoji" w:hAnsi="Segoe UI Emoji"/>
+                <w:sz w:val="19"/>
+              </w:rPr>
+              <w:t>✅</w:t>
+            </w:r>
+            <w:r>
+              <w:rPr>
+                <w:sz w:val="19"/>
+              </w:rPr>
               <w:t xml:space="preserve">; </w:t>
             </w:r>
             <w:r>
@@ -6242,7 +6255,14 @@
               <w:rPr>
                 <w:sz w:val="19"/>
               </w:rPr>
-              <w:t xml:space="preserve"> en el PR #7</w:t>
+              <w:t xml:space="preserve"> en el PR #7 </w:t>
+            </w:r>
+            <w:r>
+              <w:rPr>
+                <w:rFonts w:ascii="Segoe UI Emoji" w:hAnsi="Segoe UI Emoji"/>
+                <w:sz w:val="19"/>
+              </w:rPr>
+              <w:t>🟡</w:t>
             </w:r>
           </w:p>
         </w:tc>
@@ -6259,14 +6279,7 @@
               <w:rPr>
                 <w:sz w:val="19"/>
               </w:rPr>
-              <w:t xml:space="preserve">Observado </w:t>
-            </w:r>
-            <w:r>
-              <w:rPr>
-                <w:rFonts w:ascii="Segoe UI Emoji" w:hAnsi="Segoe UI Emoji"/>
-                <w:sz w:val="19"/>
-              </w:rPr>
-              <w:t>✅</w:t>
+              <w:t>Observado</w:t>
             </w:r>
           </w:p>
         </w:tc>
@@ -6307,7 +6320,27 @@
               <w:rPr>
                 <w:sz w:val="19"/>
               </w:rPr>
-              <w:t>La base no publica puertos; en el PR #7, 55000, 9200 y 5601 ligados a NetBird</w:t>
+              <w:t xml:space="preserve">La base no publica puertos </w:t>
+            </w:r>
+            <w:r>
+              <w:rPr>
+                <w:rFonts w:ascii="Segoe UI Emoji" w:hAnsi="Segoe UI Emoji"/>
+                <w:sz w:val="19"/>
+              </w:rPr>
+              <w:t>✅</w:t>
+            </w:r>
+            <w:r>
+              <w:rPr>
+                <w:sz w:val="19"/>
+              </w:rPr>
+              <w:t xml:space="preserve">; en el PR #7, 55000, 9200 y 5601 ligados a NetBird </w:t>
+            </w:r>
+            <w:r>
+              <w:rPr>
+                <w:rFonts w:ascii="Segoe UI Emoji" w:hAnsi="Segoe UI Emoji"/>
+                <w:sz w:val="19"/>
+              </w:rPr>
+              <w:t>🟡</w:t>
             </w:r>
           </w:p>
         </w:tc>
@@ -6325,14 +6358,7 @@
               <w:rPr>
                 <w:sz w:val="19"/>
               </w:rPr>
-              <w:t xml:space="preserve">Observado </w:t>
-            </w:r>
-            <w:r>
-              <w:rPr>
-                <w:rFonts w:ascii="Segoe UI Emoji" w:hAnsi="Segoe UI Emoji"/>
-                <w:sz w:val="19"/>
-              </w:rPr>
-              <w:t>✅</w:t>
+              <w:t>Observado</w:t>
             </w:r>
           </w:p>
         </w:tc>
@@ -7297,7 +7323,18 @@
     </w:p>
     <w:p>
       <w:r>
-        <w:t xml:space="preserve">Ámbitos observados: </w:t>
+        <w:t xml:space="preserve">Ámbitos observados en </w:t>
+      </w:r>
+      <w:r>
+        <w:rPr>
+          <w:rFonts w:ascii="Consolas" w:hAnsi="Consolas"/>
+          <w:sz w:val="19"/>
+          <w:shd w:val="clear" w:color="auto" w:fill="F2F2F2"/>
+        </w:rPr>
+        <w:t>develop</w:t>
+      </w:r>
+      <w:r>
+        <w:t xml:space="preserve">: </w:t>
       </w:r>
       <w:r>
         <w:rPr>
@@ -7330,7 +7367,7 @@
         <w:t>validacion</w:t>
       </w:r>
       <w:r>
-        <w:t xml:space="preserve">, </w:t>
+        <w:t xml:space="preserve"> y </w:t>
       </w:r>
       <w:r>
         <w:rPr>
@@ -7341,7 +7378,7 @@
         <w:t>evidencia</w:t>
       </w:r>
       <w:r>
-        <w:t xml:space="preserve">, </w:t>
+        <w:t xml:space="preserve">; en los PR abiertos, </w:t>
       </w:r>
       <w:r>
         <w:rPr>
@@ -7352,7 +7389,18 @@
         <w:t>infra</w:t>
       </w:r>
       <w:r>
-        <w:t xml:space="preserve">. </w:t>
+        <w:t xml:space="preserve"> (#7) y </w:t>
+      </w:r>
+      <w:r>
+        <w:rPr>
+          <w:rFonts w:ascii="Consolas" w:hAnsi="Consolas"/>
+          <w:sz w:val="19"/>
+          <w:shd w:val="clear" w:color="auto" w:fill="F2F2F2"/>
+        </w:rPr>
+        <w:t>deteccion</w:t>
+      </w:r>
+      <w:r>
+        <w:t xml:space="preserve"> (#8). </w:t>
       </w:r>
       <w:r>
         <w:rPr>
